--- a/红色警戒杯模拟赛Ⅴ/升级工具箱/升级工具箱.docx
+++ b/红色警戒杯模拟赛Ⅴ/升级工具箱/升级工具箱.docx
@@ -240,20 +240,7 @@
           <w:szCs w:val="24"/>
           <w:lang w:val="en-US" w:eastAsia="zh-CN"/>
         </w:rPr>
-        <w:t>接下来</w:t>
-      </w:r>
-      <w:bookmarkStart w:id="7" w:name="_GoBack"/>
-      <w:bookmarkEnd w:id="7"/>
-      <w:r>
-        <w:rPr>
-          <w:rFonts w:hint="eastAsia"/>
-          <w:b w:val="0"/>
-          <w:bCs w:val="0"/>
-          <w:sz w:val="24"/>
-          <w:szCs w:val="24"/>
-          <w:lang w:val="en-US" w:eastAsia="zh-CN"/>
-        </w:rPr>
-        <w:t>N行，每行两个整数Ki, Vi</w:t>
+        <w:t>接下来N行，每行两个整数Ki, Vi</w:t>
       </w:r>
     </w:p>
     <w:bookmarkEnd w:id="4"/>
@@ -445,7 +432,7 @@
           <w:szCs w:val="24"/>
           <w:lang w:val="en-US" w:eastAsia="zh-CN"/>
         </w:rPr>
-        <w:t>*</w:t>
+        <w:t>3</w:t>
       </w:r>
     </w:p>
     <w:p>
@@ -460,22 +447,21 @@
           <w:rFonts w:hint="eastAsia"/>
           <w:b w:val="0"/>
           <w:bCs w:val="0"/>
-          <w:color w:val="auto"/>
-          <w:sz w:val="24"/>
-          <w:szCs w:val="24"/>
-          <w:lang w:val="en-US" w:eastAsia="zh-CN"/>
-        </w:rPr>
-      </w:pPr>
-      <w:r>
-        <w:rPr>
-          <w:rFonts w:hint="eastAsia"/>
-          <w:b w:val="0"/>
-          <w:bCs w:val="0"/>
-          <w:sz w:val="24"/>
-          <w:szCs w:val="24"/>
-          <w:lang w:val="en-US" w:eastAsia="zh-CN"/>
-        </w:rPr>
-        <w:t>*</w:t>
+          <w:sz w:val="24"/>
+          <w:szCs w:val="24"/>
+          <w:lang w:val="en-US" w:eastAsia="zh-CN"/>
+        </w:rPr>
+      </w:pPr>
+      <w:r>
+        <w:rPr>
+          <w:rFonts w:hint="eastAsia"/>
+          <w:b w:val="0"/>
+          <w:bCs w:val="0"/>
+          <w:sz w:val="24"/>
+          <w:szCs w:val="24"/>
+          <w:lang w:val="en-US" w:eastAsia="zh-CN"/>
+        </w:rPr>
+        <w:t>10 2</w:t>
       </w:r>
     </w:p>
     <w:p>
@@ -490,6 +476,83 @@
           <w:rFonts w:hint="eastAsia"/>
           <w:b w:val="0"/>
           <w:bCs w:val="0"/>
+          <w:sz w:val="24"/>
+          <w:szCs w:val="24"/>
+          <w:lang w:val="en-US" w:eastAsia="zh-CN"/>
+        </w:rPr>
+      </w:pPr>
+      <w:r>
+        <w:rPr>
+          <w:rFonts w:hint="eastAsia"/>
+          <w:b w:val="0"/>
+          <w:bCs w:val="0"/>
+          <w:sz w:val="24"/>
+          <w:szCs w:val="24"/>
+          <w:lang w:val="en-US" w:eastAsia="zh-CN"/>
+        </w:rPr>
+        <w:t>1 10</w:t>
+      </w:r>
+    </w:p>
+    <w:p>
+      <w:pPr>
+        <w:widowControl w:val="0"/>
+        <w:numPr>
+          <w:ilvl w:val="0"/>
+          <w:numId w:val="0"/>
+        </w:numPr>
+        <w:jc w:val="both"/>
+        <w:rPr>
+          <w:rFonts w:hint="eastAsia"/>
+          <w:b w:val="0"/>
+          <w:bCs w:val="0"/>
+          <w:sz w:val="24"/>
+          <w:szCs w:val="24"/>
+          <w:lang w:val="en-US" w:eastAsia="zh-CN"/>
+        </w:rPr>
+      </w:pPr>
+      <w:r>
+        <w:rPr>
+          <w:rFonts w:hint="eastAsia"/>
+          <w:b w:val="0"/>
+          <w:bCs w:val="0"/>
+          <w:sz w:val="24"/>
+          <w:szCs w:val="24"/>
+          <w:lang w:val="en-US" w:eastAsia="zh-CN"/>
+        </w:rPr>
+        <w:t>1 10</w:t>
+      </w:r>
+    </w:p>
+    <w:p>
+      <w:pPr>
+        <w:widowControl w:val="0"/>
+        <w:numPr>
+          <w:ilvl w:val="0"/>
+          <w:numId w:val="0"/>
+        </w:numPr>
+        <w:jc w:val="both"/>
+        <w:rPr>
+          <w:rFonts w:hint="eastAsia"/>
+          <w:b w:val="0"/>
+          <w:bCs w:val="0"/>
+          <w:color w:val="auto"/>
+          <w:sz w:val="24"/>
+          <w:szCs w:val="24"/>
+          <w:lang w:val="en-US" w:eastAsia="zh-CN"/>
+        </w:rPr>
+      </w:pPr>
+    </w:p>
+    <w:p>
+      <w:pPr>
+        <w:widowControl w:val="0"/>
+        <w:numPr>
+          <w:ilvl w:val="0"/>
+          <w:numId w:val="0"/>
+        </w:numPr>
+        <w:jc w:val="both"/>
+        <w:rPr>
+          <w:rFonts w:hint="eastAsia"/>
+          <w:b w:val="0"/>
+          <w:bCs w:val="0"/>
           <w:color w:val="auto"/>
           <w:sz w:val="24"/>
           <w:szCs w:val="24"/>
@@ -543,31 +606,7 @@
           <w:szCs w:val="24"/>
           <w:lang w:val="en-US" w:eastAsia="zh-CN"/>
         </w:rPr>
-        <w:t>*</w:t>
-      </w:r>
-    </w:p>
-    <w:p>
-      <w:pPr>
-        <w:jc w:val="both"/>
-        <w:rPr>
-          <w:rFonts w:hint="eastAsia"/>
-          <w:b w:val="0"/>
-          <w:bCs w:val="0"/>
-          <w:sz w:val="24"/>
-          <w:szCs w:val="24"/>
-          <w:lang w:val="en-US" w:eastAsia="zh-CN"/>
-        </w:rPr>
-      </w:pPr>
-      <w:r>
-        <w:rPr>
-          <w:rFonts w:hint="eastAsia"/>
-          <w:b w:val="0"/>
-          <w:bCs w:val="0"/>
-          <w:sz w:val="24"/>
-          <w:szCs w:val="24"/>
-          <w:lang w:val="en-US" w:eastAsia="zh-CN"/>
-        </w:rPr>
-        <w:t>*</w:t>
+        <w:t>1 3 4 3 1</w:t>
       </w:r>
     </w:p>
     <w:p>
@@ -620,6 +659,7 @@
           <w:lang w:val="en-US" w:eastAsia="zh-CN"/>
         </w:rPr>
       </w:pPr>
+      <w:bookmarkStart w:id="7" w:name="_GoBack"/>
       <w:r>
         <w:rPr>
           <w:rFonts w:hint="eastAsia"/>
@@ -632,6 +672,7 @@
         <w:t>0 &lt;= N &lt;= 1000; 0 &lt;= Ki &lt;= 1000; 0 &lt;= Vi &lt;= 1000</w:t>
       </w:r>
     </w:p>
+    <w:bookmarkEnd w:id="7"/>
     <w:sectPr>
       <w:pgSz w:w="11906" w:h="16838"/>
       <w:pgMar w:top="1440" w:right="1800" w:bottom="1440" w:left="1800" w:header="851" w:footer="992" w:gutter="0"/>
